--- a/resources/templates/template_012_发展党员工作预审表.docx
+++ b/resources/templates/template_012_发展党员工作预审表.docx
@@ -38,7 +38,7 @@
     <w:p>
       <w:pPr>
         <w:spacing w:line="340" w:lineRule="exact"/>
-        <w:jc w:val="center"/>
+        <w:jc w:val="both"/>
         <w:rPr>
           <w:rFonts w:hint="eastAsia" w:ascii="宋体" w:hAnsi="宋体" w:eastAsia="宋体" w:cs="宋体"/>
           <w:b/>
@@ -62,7 +62,7 @@
           <w:szCs w:val="28"/>
           <w:lang w:val="en-US" w:eastAsia="zh-CN"/>
         </w:rPr>
-        <w:t>{{上级党委名称}}</w:t>
+        <w:t>{{党委名称}}</w:t>
       </w:r>
       <w:r>
         <w:rPr>
@@ -1081,7 +1081,7 @@
                 <w:szCs w:val="28"/>
                 <w:lang w:val="en-US" w:eastAsia="zh-CN"/>
               </w:rPr>
-              <w:t>{{党支部名称}}</w:t>
+              <w:t>{{支部名称}}</w:t>
             </w:r>
           </w:p>
         </w:tc>
@@ -1295,11 +1295,22 @@
             <w:pPr>
               <w:keepNext w:val="0"/>
               <w:keepLines w:val="0"/>
+              <w:pageBreakBefore w:val="0"/>
               <w:widowControl w:val="0"/>
               <w:suppressLineNumbers w:val="0"/>
+              <w:kinsoku/>
+              <w:wordWrap/>
+              <w:overflowPunct/>
+              <w:topLinePunct w:val="0"/>
+              <w:autoSpaceDE/>
+              <w:autoSpaceDN/>
+              <w:bidi w:val="0"/>
+              <w:adjustRightInd/>
+              <w:snapToGrid/>
               <w:spacing w:before="0" w:beforeAutospacing="0" w:after="0" w:afterAutospacing="0"/>
-              <w:ind w:left="0" w:right="0"/>
-              <w:jc w:val="both"/>
+              <w:ind w:left="0" w:right="0" w:firstLine="480" w:firstLineChars="200"/>
+              <w:jc w:val="left"/>
+              <w:textAlignment w:val="auto"/>
               <w:rPr>
                 <w:rFonts w:hint="default" w:ascii="仿宋_GB2312" w:hAnsi="仿宋_GB2312" w:eastAsia="仿宋_GB2312" w:cs="仿宋_GB2312"/>
                 <w:kern w:val="0"/>
@@ -1362,8 +1373,8 @@
               <w:widowControl w:val="0"/>
               <w:suppressLineNumbers w:val="0"/>
               <w:spacing w:before="0" w:beforeAutospacing="0" w:after="0" w:afterAutospacing="0"/>
-              <w:ind w:left="0" w:right="0" w:firstLine="1680" w:firstLineChars="700"/>
-              <w:jc w:val="both"/>
+              <w:ind w:left="0" w:right="1153" w:rightChars="549" w:firstLine="1680" w:firstLineChars="700"/>
+              <w:jc w:val="right"/>
               <w:rPr>
                 <w:rFonts w:hint="eastAsia" w:ascii="仿宋_GB2312" w:hAnsi="仿宋_GB2312" w:eastAsia="仿宋_GB2312" w:cs="仿宋_GB2312"/>
                 <w:kern w:val="0"/>
@@ -1380,7 +1391,7 @@
                 <w:szCs w:val="24"/>
                 <w:lang w:eastAsia="zh-CN" w:bidi="ar"/>
               </w:rPr>
-              <w:t xml:space="preserve">          党</w:t>
+              <w:t>党</w:t>
             </w:r>
             <w:r>
               <w:rPr>
@@ -1390,7 +1401,7 @@
                 <w:szCs w:val="24"/>
                 <w:lang w:val="en-US" w:eastAsia="zh-CN" w:bidi="ar"/>
               </w:rPr>
-              <w:t xml:space="preserve">支部书记签字(盖章)：         </w:t>
+              <w:t>支部书记签字(盖章)：</w:t>
             </w:r>
           </w:p>
           <w:p>
@@ -1546,11 +1557,22 @@
             <w:pPr>
               <w:keepNext w:val="0"/>
               <w:keepLines w:val="0"/>
+              <w:pageBreakBefore w:val="0"/>
               <w:widowControl w:val="0"/>
               <w:suppressLineNumbers w:val="0"/>
+              <w:kinsoku/>
+              <w:wordWrap/>
+              <w:overflowPunct/>
+              <w:topLinePunct w:val="0"/>
+              <w:autoSpaceDE/>
+              <w:autoSpaceDN/>
+              <w:bidi w:val="0"/>
+              <w:adjustRightInd/>
+              <w:snapToGrid/>
               <w:spacing w:before="0" w:beforeAutospacing="0" w:after="0" w:afterAutospacing="0"/>
-              <w:ind w:left="0" w:right="0"/>
-              <w:jc w:val="both"/>
+              <w:ind w:left="0" w:right="0" w:firstLine="480" w:firstLineChars="200"/>
+              <w:jc w:val="left"/>
+              <w:textAlignment w:val="auto"/>
               <w:rPr>
                 <w:rFonts w:hint="default" w:ascii="仿宋_GB2312" w:hAnsi="仿宋_GB2312" w:eastAsia="仿宋_GB2312" w:cs="仿宋_GB2312"/>
                 <w:kern w:val="0"/>
@@ -1567,7 +1589,19 @@
                 <w:szCs w:val="24"/>
                 <w:lang w:val="en-US" w:eastAsia="zh-CN" w:bidi="ar"/>
               </w:rPr>
-              <w:t>{{基层党委预审意见_意见内容}}</w:t>
+              <w:t>{{基层</w:t>
+            </w:r>
+            <w:bookmarkStart w:id="0" w:name="_GoBack"/>
+            <w:bookmarkEnd w:id="0"/>
+            <w:r>
+              <w:rPr>
+                <w:rFonts w:hint="eastAsia" w:ascii="仿宋_GB2312" w:hAnsi="仿宋_GB2312" w:eastAsia="仿宋_GB2312" w:cs="仿宋_GB2312"/>
+                <w:kern w:val="0"/>
+                <w:sz w:val="24"/>
+                <w:szCs w:val="24"/>
+                <w:lang w:val="en-US" w:eastAsia="zh-CN" w:bidi="ar"/>
+              </w:rPr>
+              <w:t>党委预审意见_意见内容}}</w:t>
             </w:r>
           </w:p>
           <w:p>
@@ -1609,8 +1643,8 @@
               <w:widowControl w:val="0"/>
               <w:suppressLineNumbers w:val="0"/>
               <w:spacing w:before="0" w:beforeAutospacing="0" w:after="0" w:afterAutospacing="0"/>
-              <w:ind w:left="0" w:right="0" w:firstLine="3080" w:firstLineChars="1100"/>
-              <w:jc w:val="both"/>
+              <w:ind w:left="0" w:right="1153" w:rightChars="549" w:firstLine="2640" w:firstLineChars="1100"/>
+              <w:jc w:val="right"/>
               <w:rPr>
                 <w:rFonts w:hint="eastAsia" w:ascii="仿宋_GB2312" w:hAnsi="仿宋_GB2312" w:eastAsia="仿宋_GB2312" w:cs="仿宋_GB2312"/>
                 <w:kern w:val="0"/>
@@ -1621,21 +1655,13 @@
             </w:pPr>
             <w:r>
               <w:rPr>
-                <w:rFonts w:hint="eastAsia" w:ascii="宋体" w:hAnsi="宋体"/>
-                <w:sz w:val="28"/>
-                <w:szCs w:val="28"/>
-              </w:rPr>
-              <w:t>　　　　　　</w:t>
-            </w:r>
-            <w:r>
-              <w:rPr>
                 <w:rFonts w:hint="eastAsia" w:ascii="仿宋_GB2312" w:hAnsi="仿宋_GB2312" w:eastAsia="仿宋_GB2312" w:cs="仿宋_GB2312"/>
                 <w:kern w:val="0"/>
                 <w:sz w:val="24"/>
                 <w:szCs w:val="24"/>
                 <w:lang w:val="en-US" w:eastAsia="zh-CN" w:bidi="ar"/>
               </w:rPr>
-              <w:t>　　　（盖章）</w:t>
+              <w:t>（盖章）</w:t>
             </w:r>
           </w:p>
           <w:p>
@@ -1914,8 +1940,8 @@
               <w:widowControl w:val="0"/>
               <w:suppressLineNumbers w:val="0"/>
               <w:spacing w:before="0" w:beforeAutospacing="0" w:after="0" w:afterAutospacing="0"/>
-              <w:ind w:left="0" w:right="0"/>
-              <w:jc w:val="both"/>
+              <w:ind w:left="0" w:right="1153" w:rightChars="549"/>
+              <w:jc w:val="right"/>
               <w:rPr>
                 <w:rFonts w:hint="eastAsia" w:ascii="仿宋_GB2312" w:hAnsi="仿宋_GB2312" w:eastAsia="仿宋_GB2312" w:cs="仿宋_GB2312"/>
                 <w:kern w:val="0"/>
@@ -1932,27 +1958,7 @@
                 <w:szCs w:val="24"/>
                 <w:lang w:val="en-US" w:eastAsia="zh-CN" w:bidi="ar"/>
               </w:rPr>
-              <w:t xml:space="preserve">               </w:t>
-            </w:r>
-            <w:r>
-              <w:rPr>
-                <w:rFonts w:hint="default" w:ascii="仿宋_GB2312" w:hAnsi="仿宋_GB2312" w:eastAsia="仿宋_GB2312" w:cs="仿宋_GB2312"/>
-                <w:kern w:val="0"/>
-                <w:sz w:val="24"/>
-                <w:szCs w:val="24"/>
-                <w:lang w:eastAsia="zh-CN" w:bidi="ar"/>
-              </w:rPr>
-              <w:t xml:space="preserve">                            </w:t>
-            </w:r>
-            <w:r>
-              <w:rPr>
-                <w:rFonts w:hint="eastAsia" w:ascii="仿宋_GB2312" w:hAnsi="仿宋_GB2312" w:eastAsia="仿宋_GB2312" w:cs="仿宋_GB2312"/>
-                <w:kern w:val="0"/>
-                <w:sz w:val="24"/>
-                <w:szCs w:val="24"/>
-                <w:lang w:val="en-US" w:eastAsia="zh-CN" w:bidi="ar"/>
-              </w:rPr>
-              <w:t xml:space="preserve">     （盖章）</w:t>
+              <w:t>（盖章）</w:t>
             </w:r>
           </w:p>
           <w:p>
@@ -2022,8 +2028,6 @@
               </w:rPr>
               <w:t>_</w:t>
             </w:r>
-            <w:bookmarkStart w:id="0" w:name="_GoBack"/>
-            <w:bookmarkEnd w:id="0"/>
             <w:r>
               <w:rPr>
                 <w:rFonts w:hint="default" w:ascii="仿宋_GB2312" w:hAnsi="仿宋_GB2312" w:eastAsia="仿宋_GB2312" w:cs="仿宋_GB2312"/>
